--- a/loopband/심사의견_검토_및_대응.docx
+++ b/loopband/심사의견_검토_및_대응.docx
@@ -8646,7 +8646,7 @@
           <w:sz w:val="20"/>
           <w:szCs w:val="20"/>
         </w:rPr>
-        <w:t xml:space="preserve"> 『원자료_입력양식_루프밴드.xlsx』에 두 사람이 따로 입력하고 다른 칸을 기록지로 대조합니다. 기록지에 없는 값은 비워 둡니다.</w:t>
+        <w:t xml:space="preserve"> 『원자료_입력양식_SPSS.xlsx』의 data 시트(또는 원자료_SPSS_빈파일.sav)에 두 사람이 따로 입력하고 다른 칸을 기록지로 대조합니다. 기록지에 없는 값은 비워 둡니다.</w:t>
       </w:r>
     </w:p>
     <w:p>
@@ -8674,7 +8674,7 @@
           <w:sz w:val="20"/>
           <w:szCs w:val="20"/>
         </w:rPr>
-        <w:t xml:space="preserve"> analyze.py 또는 SPSS로 분석합니다. 결과 파일의 '자료점검' 시트에서 사전=사후 동일 인원, 정수 초 기록, 범위 밖 값을 먼저 확인합니다. SPSS 출력물은 보관합니다.</w:t>
+        <w:t xml:space="preserve"> SPSS에서 『루프밴드_분석.sps』를 실행하거나 analyze.py로 분석합니다. 결과 파일의 '자료점검' 시트에서 사전=사후 동일 인원, 정수 초 기록, 범위 밖 값을 먼저 확인합니다. SPSS 출력물은 보관합니다.</w:t>
       </w:r>
     </w:p>
     <w:p>
@@ -8919,7 +8919,7 @@
           <w:sz w:val="20"/>
           <w:szCs w:val="20"/>
         </w:rPr>
-        <w:t xml:space="preserve">원자료_입력양식_루프밴드.xlsx</w:t>
+        <w:t xml:space="preserve">원자료_입력양식_SPSS.xlsx</w:t>
       </w:r>
       <w:r>
         <w:rPr>
@@ -8927,7 +8927,7 @@
           <w:sz w:val="20"/>
           <w:szCs w:val="20"/>
         </w:rPr>
-        <w:t xml:space="preserve">: 30명 전원 입력 양식(제외자 포함, 단위·기록 방법 안내)</w:t>
+        <w:t xml:space="preserve">: SPSS가 그대로 읽는 30명 전원 입력 양식(data 시트 1행이 변수명, 코드북·입력안내·입력점검 시트, 입력값 범위 제한)</w:t>
       </w:r>
     </w:p>
     <w:p>
@@ -8947,7 +8947,7 @@
           <w:sz w:val="20"/>
           <w:szCs w:val="20"/>
         </w:rPr>
-        <w:t xml:space="preserve">tools/analyze.py</w:t>
+        <w:t xml:space="preserve">원자료_SPSS_빈파일.sav</w:t>
       </w:r>
       <w:r>
         <w:rPr>
@@ -8955,7 +8955,91 @@
           <w:sz w:val="20"/>
           <w:szCs w:val="20"/>
         </w:rPr>
-        <w:t xml:space="preserve">: 입력 양식을 읽어 대상자 흐름, 표 1, 사전 동질성, 낙상효능감·SFT 표(t/Z 자동 선택, ηp², dz), 공분산분석(기울기 동질성, 사전값 겹침 판정), 정규성, 자료 점검을 출력. Wilcoxon과 반복측정 분산분석 계산은 SPSS 기본 방식에 맞췄고 표준 통계 라이브러리 결과와 대조함</w:t>
+        <w:t xml:space="preserve">: 변수명·라벨·값 라벨이 정의된 빈 SPSS 파일(SPSS에 직접 입력할 때)</w:t>
+      </w:r>
+    </w:p>
+    <w:p>
+      <w:pPr>
+        <w:pStyle w:val="ListParagraph"/>
+        <w:numPr>
+          <w:ilvl w:val="0"/>
+          <w:numId w:val="3"/>
+        </w:numPr>
+        <w:spacing w:after="60"/>
+      </w:pPr>
+      <w:r>
+        <w:rPr>
+          <w:rFonts w:ascii="Arial" w:cs="Arial" w:eastAsia="맑은 고딕" w:hAnsi="Arial"/>
+          <w:b/>
+          <w:bCs/>
+          <w:sz w:val="20"/>
+          <w:szCs w:val="20"/>
+        </w:rPr>
+        <w:t xml:space="preserve">루프밴드_분석.sps</w:t>
+      </w:r>
+      <w:r>
+        <w:rPr>
+          <w:rFonts w:ascii="Arial" w:cs="Arial" w:eastAsia="맑은 고딕" w:hAnsi="Arial"/>
+          <w:sz w:val="20"/>
+          <w:szCs w:val="20"/>
+        </w:rPr>
+        <w:t xml:space="preserve">: 불러오기, 라벨, KFES-I 총점·유연성·2.44 m 최고값 계산, 입력 점검, 원고 표에 필요한 분석(동질성 t, 신뢰도, 정규성, 대응 t·Wilcoxon, 반복측정 분산분석, 공분산분석) 구문</w:t>
+      </w:r>
+    </w:p>
+    <w:p>
+      <w:pPr>
+        <w:pStyle w:val="ListParagraph"/>
+        <w:numPr>
+          <w:ilvl w:val="0"/>
+          <w:numId w:val="3"/>
+        </w:numPr>
+        <w:spacing w:after="60"/>
+      </w:pPr>
+      <w:r>
+        <w:rPr>
+          <w:rFonts w:ascii="Arial" w:cs="Arial" w:eastAsia="맑은 고딕" w:hAnsi="Arial"/>
+          <w:b/>
+          <w:bCs/>
+          <w:sz w:val="20"/>
+          <w:szCs w:val="20"/>
+        </w:rPr>
+        <w:t xml:space="preserve">tools/build_spss_template.py</w:t>
+      </w:r>
+      <w:r>
+        <w:rPr>
+          <w:rFonts w:ascii="Arial" w:cs="Arial" w:eastAsia="맑은 고딕" w:hAnsi="Arial"/>
+          <w:sz w:val="20"/>
+          <w:szCs w:val="20"/>
+        </w:rPr>
+        <w:t xml:space="preserve">: 위 세 파일을 만드는 스크립트(변수 정의가 한곳에 있어 세 파일이 항상 일치)</w:t>
+      </w:r>
+    </w:p>
+    <w:p>
+      <w:pPr>
+        <w:pStyle w:val="ListParagraph"/>
+        <w:numPr>
+          <w:ilvl w:val="0"/>
+          <w:numId w:val="3"/>
+        </w:numPr>
+        <w:spacing w:after="60"/>
+      </w:pPr>
+      <w:r>
+        <w:rPr>
+          <w:rFonts w:ascii="Arial" w:cs="Arial" w:eastAsia="맑은 고딕" w:hAnsi="Arial"/>
+          <w:b/>
+          <w:bCs/>
+          <w:sz w:val="20"/>
+          <w:szCs w:val="20"/>
+        </w:rPr>
+        <w:t xml:space="preserve">tools/analyze.py</w:t>
+      </w:r>
+      <w:r>
+        <w:rPr>
+          <w:rFonts w:ascii="Arial" w:cs="Arial" w:eastAsia="맑은 고딕" w:hAnsi="Arial"/>
+          <w:sz w:val="20"/>
+          <w:szCs w:val="20"/>
+        </w:rPr>
+        <w:t xml:space="preserve">: 입력 양식(.xlsx) 또는 .sav를 읽어 대상자 흐름, 표 1, 사전 동질성, 낙상효능감·SFT 표(t/Z 자동 선택, ηp², dz), 공분산분석(기울기 동질성, 사전값 겹침 판정), 정규성, 자료 점검을 출력. Wilcoxon과 반복측정 분산분석 계산은 SPSS 기본 방식에 맞췄고 표준 통계 라이브러리 결과와 대조함</w:t>
       </w:r>
     </w:p>
     <w:p>
